--- a/ind/docx/05.content.docx
+++ b/ind/docx/05.content.docx
@@ -29934,19 +29934,7 @@
         <w:rPr>
           <w:lang w:val="id_ID" w:bidi="id_ID"/>
         </w:rPr>
-        <w:t xml:space="preserve">Musa menuliskan nyanyian ini: Pernyataan ini merupakan bukti kuat bagi pendapat tradisional bahwa Musa menulis Kitab Ulangan (lihat </w:t>
-      </w:r>
-      <w:r>
-        <w:rPr>
-          <w:lang w:val="id_ID" w:bidi="id_ID"/>
-        </w:rPr>
-        <w:t>Pengantar Kitab Ulangan</w:t>
-      </w:r>
-      <w:r>
-        <w:rPr>
-          <w:lang w:val="id_ID" w:bidi="id_ID"/>
-        </w:rPr>
-        <w:t>, "Kepenulisan").</w:t>
+        <w:t>Musa menuliskan nyanyian ini: Pernyataan ini merupakan bukti kuat bagi pendapat tradisional bahwa Musa menulis Kitab Ulangan (lihat Pengantar Kitab Ulangan, "Kepenulisan").</w:t>
       </w:r>
       <w:r>
         <w:rPr>
@@ -34714,19 +34702,7 @@
         <w:rPr>
           <w:lang w:val="id_ID" w:bidi="id_ID"/>
         </w:rPr>
-        <w:t xml:space="preserve">). • Frasa sampai hari ini merujuk kepada waktu penulisan akhir Kitab Ulangan (lihat </w:t>
-      </w:r>
-      <w:r>
-        <w:rPr>
-          <w:lang w:val="id_ID" w:bidi="id_ID"/>
-        </w:rPr>
-        <w:t>Pengantar Kitab Kejadian</w:t>
-      </w:r>
-      <w:r>
-        <w:rPr>
-          <w:lang w:val="id_ID" w:bidi="id_ID"/>
-        </w:rPr>
-        <w:t>, "Kepenulisan").</w:t>
+        <w:t>). • Frasa sampai hari ini merujuk kepada waktu penulisan akhir Kitab Ulangan (lihat Pengantar Kitab Kejadian, "Kepenulisan").</w:t>
       </w:r>
       <w:r>
         <w:rPr>
